--- a/Xceed.Words.NET.Examples/Samples/Image/Output/AddPicture.docx
+++ b/Xceed.Words.NET.Examples/Samples/Image/Output/AddPicture.docx
@@ -9,7 +9,7 @@
       </w:pPr>
       <w:r>
         <w:rPr>
-          <w:lang w:val="en-US"/>
+          <w:lang w:val="en-CA"/>
           <w:sz w:val="30"/>
           <w:szCs w:val="30"/>
         </w:rPr>
@@ -22,13 +22,13 @@
       </w:pPr>
       <w:r>
         <w:rPr>
-          <w:lang w:val="en-US"/>
+          <w:lang w:val="en-CA"/>
         </w:rPr>
         <w:t>- Here is a simple picture added from disk:</w:t>
       </w:r>
       <w:r>
         <w:rPr>
-          <w:lang w:val="en-US"/>
+          <w:lang w:val="en-CA"/>
         </w:rPr>
         <w:br/>
       </w:r>
@@ -49,7 +49,7 @@
                     <pic:cNvPicPr/>
                   </pic:nvPicPr>
                   <pic:blipFill>
-                    <a:blip xmlns:r="http://schemas.openxmlformats.org/officeDocument/2006/relationships" r:embed="R438f1decab9a40f0"/>
+                    <a:blip xmlns:r="http://schemas.openxmlformats.org/officeDocument/2006/relationships" r:embed="R3dbbdd69f5c74d9a"/>
                     <a:stretch>
                       <a:fillRect/>
                     </a:stretch>
@@ -76,7 +76,7 @@
       </w:pPr>
       <w:r>
         <w:rPr>
-          <w:lang w:val="en-US"/>
+          <w:lang w:val="en-CA"/>
         </w:rPr>
         <w:t xml:space="preserve">Figure </w:t>
       </w:r>
@@ -93,13 +93,13 @@
       <w:pPr/>
       <w:r>
         <w:rPr>
-          <w:lang w:val="en-US"/>
+          <w:lang w:val="en-CA"/>
         </w:rPr>
         <w:t>- Here is the same picture added from disk, but rotated:</w:t>
       </w:r>
       <w:r>
         <w:rPr>
-          <w:lang w:val="en-US"/>
+          <w:lang w:val="en-CA"/>
         </w:rPr>
         <w:br/>
       </w:r>
@@ -120,7 +120,7 @@
                     <pic:cNvPicPr/>
                   </pic:nvPicPr>
                   <pic:blipFill>
-                    <a:blip xmlns:r="http://schemas.openxmlformats.org/officeDocument/2006/relationships" r:embed="R438f1decab9a40f0"/>
+                    <a:blip xmlns:r="http://schemas.openxmlformats.org/officeDocument/2006/relationships" r:embed="R3dbbdd69f5c74d9a"/>
                     <a:stretch>
                       <a:fillRect/>
                     </a:stretch>
@@ -148,7 +148,7 @@
       </w:pPr>
       <w:r>
         <w:rPr>
-          <w:lang w:val="en-US"/>
+          <w:lang w:val="en-CA"/>
         </w:rPr>
         <w:t xml:space="preserve">Figure </w:t>
       </w:r>
@@ -165,13 +165,13 @@
       <w:pPr/>
       <w:r>
         <w:rPr>
-          <w:lang w:val="en-US"/>
+          <w:lang w:val="en-CA"/>
         </w:rPr>
         <w:t>- Here is the same picture added from a stream:</w:t>
       </w:r>
       <w:r>
         <w:rPr>
-          <w:lang w:val="en-US"/>
+          <w:lang w:val="en-CA"/>
         </w:rPr>
         <w:br/>
       </w:r>
@@ -192,7 +192,7 @@
                     <pic:cNvPicPr/>
                   </pic:nvPicPr>
                   <pic:blipFill>
-                    <a:blip xmlns:r="http://schemas.openxmlformats.org/officeDocument/2006/relationships" r:embed="Rec854bf268c84311"/>
+                    <a:blip xmlns:r="http://schemas.openxmlformats.org/officeDocument/2006/relationships" r:embed="R389c08db6edb4d05"/>
                     <a:stretch>
                       <a:fillRect/>
                     </a:stretch>
@@ -219,7 +219,7 @@
       </w:pPr>
       <w:r>
         <w:rPr>
-          <w:lang w:val="en-US"/>
+          <w:lang w:val="en-CA"/>
         </w:rPr>
         <w:t xml:space="preserve">Figure </w:t>
       </w:r>
@@ -254,7 +254,7 @@
         <w:rFonts w:asciiTheme="minorHAnsi" w:eastAsiaTheme="minorHAnsi" w:hAnsiTheme="minorHAnsi" w:cstheme="minorBidi"/>
         <w:sz w:val="22"/>
         <w:szCs w:val="22"/>
-        <w:lang w:val="en-US" w:eastAsia="en-US" w:bidi="ar-SA"/>
+        <w:lang w:val="en-CA" w:eastAsia="en-US" w:bidi="ar-SA"/>
       </w:rPr>
     </w:rPrDefault>
     <w:pPrDefault/>
